--- a/Task Screens.docx
+++ b/Task Screens.docx
@@ -3,6 +3,12 @@
 <w:document xmlns:wpc="http://schemas.microsoft.com/office/word/2010/wordprocessingCanvas" xmlns:cx="http://schemas.microsoft.com/office/drawing/2014/chartex" xmlns:mc="http://schemas.openxmlformats.org/markup-compatibility/2006" xmlns:o="urn:schemas-microsoft-com:office:office" xmlns:r="http://schemas.openxmlformats.org/officeDocument/2006/relationships" xmlns:m="http://schemas.openxmlformats.org/officeDocument/2006/math" xmlns:v="urn:schemas-microsoft-com:vml" xmlns:wp14="http://schemas.microsoft.com/office/word/2010/wordprocessingDrawing" xmlns:wp="http://schemas.openxmlformats.org/drawingml/2006/wordprocessingDrawing" xmlns:w10="urn:schemas-microsoft-com:office:word" xmlns:w="http://schemas.openxmlformats.org/wordprocessingml/2006/main" xmlns:w14="http://schemas.microsoft.com/office/word/2010/wordml" xmlns:w15="http://schemas.microsoft.com/office/word/2012/wordml" xmlns:w16se="http://schemas.microsoft.com/office/word/2015/wordml/symex" xmlns:wpg="http://schemas.microsoft.com/office/word/2010/wordprocessingGroup" xmlns:wpi="http://schemas.microsoft.com/office/word/2010/wordprocessingInk" xmlns:wne="http://schemas.microsoft.com/office/word/2006/wordml" xmlns:wps="http://schemas.microsoft.com/office/word/2010/wordprocessingShape" mc:Ignorable="w14 w15 w16se wp14">
   <w:body>
     <w:p>
+      <w:pPr>
+        <w:rPr>
+          <w:noProof/>
+          <w:lang w:eastAsia="en-IN"/>
+        </w:rPr>
+      </w:pPr>
       <w:r>
         <w:rPr>
           <w:noProof/>
@@ -50,8 +56,6 @@
           </wp:inline>
         </w:drawing>
       </w:r>
-      <w:bookmarkStart w:id="0" w:name="_GoBack"/>
-      <w:bookmarkEnd w:id="0"/>
       <w:r>
         <w:rPr>
           <w:noProof/>
@@ -246,7 +250,6 @@
           <w:noProof/>
           <w:lang w:eastAsia="en-IN"/>
         </w:rPr>
-        <w:lastRenderedPageBreak/>
         <w:drawing>
           <wp:inline distT="0" distB="0" distL="0" distR="0">
             <wp:extent cx="5731510" cy="2620010"/>
@@ -289,11 +292,14 @@
           </wp:inline>
         </w:drawing>
       </w:r>
+    </w:p>
+    <w:p>
       <w:r>
         <w:rPr>
           <w:noProof/>
           <w:lang w:eastAsia="en-IN"/>
         </w:rPr>
+        <w:lastRenderedPageBreak/>
         <w:drawing>
           <wp:inline distT="0" distB="0" distL="0" distR="0">
             <wp:extent cx="5731510" cy="2656205"/>
@@ -335,6 +341,61 @@
             </a:graphic>
           </wp:inline>
         </w:drawing>
+      </w:r>
+    </w:p>
+    <w:p/>
+    <w:p/>
+    <w:p>
+      <w:r>
+        <w:t xml:space="preserve">I Developed a static webpage which is a silver jewellery store by </w:t>
+      </w:r>
+      <w:proofErr w:type="spellStart"/>
+      <w:r>
+        <w:t>uing</w:t>
+      </w:r>
+      <w:proofErr w:type="spellEnd"/>
+      <w:r>
+        <w:t xml:space="preserve"> </w:t>
+      </w:r>
+      <w:proofErr w:type="spellStart"/>
+      <w:r>
+        <w:t>html,css</w:t>
+      </w:r>
+      <w:proofErr w:type="spellEnd"/>
+      <w:r>
+        <w:t xml:space="preserve"> and </w:t>
+      </w:r>
+      <w:proofErr w:type="spellStart"/>
+      <w:r>
+        <w:t>lso</w:t>
+      </w:r>
+      <w:proofErr w:type="spellEnd"/>
+      <w:r>
+        <w:t xml:space="preserve"> </w:t>
+      </w:r>
+      <w:proofErr w:type="spellStart"/>
+      <w:r>
+        <w:t>javascrpit</w:t>
+      </w:r>
+      <w:proofErr w:type="spellEnd"/>
+      <w:r>
+        <w:br/>
+        <w:t xml:space="preserve">above are the output screens </w:t>
+      </w:r>
+      <w:bookmarkStart w:id="0" w:name="_GoBack"/>
+      <w:bookmarkEnd w:id="0"/>
+    </w:p>
+    <w:p>
+      <w:proofErr w:type="spellStart"/>
+      <w:r>
+        <w:t>GitUrl</w:t>
+      </w:r>
+      <w:proofErr w:type="spellEnd"/>
+      <w:r>
+        <w:t>:</w:t>
+      </w:r>
+      <w:r>
+        <w:t xml:space="preserve"> https://github.com/andepushpakumar</w:t>
       </w:r>
     </w:p>
     <w:sectPr>
